--- a/tests/org.obeonetwork.m2doc.tests/resources/bookmark/duplicatedBookmarks/duplicatedBookmarks-expected-generation.docx
+++ b/tests/org.obeonetwork.m2doc.tests/resources/bookmark/duplicatedBookmarks/duplicatedBookmarks-expected-generation.docx
@@ -21,23 +21,23 @@
       <w:r>
         <w:t xml:space="preserve">Test link before bookmark : </w:t>
       </w:r>
-      <w:r w:rsidR="5B8437A94585B9354C31FA2E9AAC60AD">
+      <w:r w:rsidR="1F8DAA70E1FEB4834AED8C26CB812FD8">
         <w:fldChar w:fldCharType="begin"/>
       </w:r>
-      <w:r w:rsidR="5B8437A94585B9354C31FA2E9AAC60AD">
+      <w:r w:rsidR="1F8DAA70E1FEB4834AED8C26CB812FD8">
         <w:instrText xml:space="preserve"> REF bookmark1 \h </w:instrText>
       </w:r>
-      <w:r w:rsidR="5B8437A94585B9354C31FA2E9AAC60AD">
+      <w:r w:rsidR="1F8DAA70E1FEB4834AED8C26CB812FD8">
         <w:fldChar w:fldCharType="separate"/>
       </w:r>
-      <w:r w:rsidR="5B8437A94585B9354C31FA2E9AAC60AD">
+      <w:r w:rsidR="1F8DAA70E1FEB4834AED8C26CB812FD8">
         <w:rPr>
           <w:noProof/>
           <w:b w:val="on"/>
         </w:rPr>
         <w:t>a reference to bookmark1</w:t>
       </w:r>
-      <w:r w:rsidR="5B8437A94585B9354C31FA2E9AAC60AD">
+      <w:r w:rsidR="1F8DAA70E1FEB4834AED8C26CB812FD8">
         <w:fldChar w:fldCharType="end"/>
       </w:r>
     </w:p>
@@ -50,11 +50,11 @@
       <w:r>
         <w:t xml:space="preserve">Test bookmark : </w:t>
       </w:r>
-      <w:bookmarkStart w:name="bookmark1" w:id="22983547288574706020564496283817499003"/>
+      <w:bookmarkStart w:name="bookmark1" w:id="56464310806176090441415781600252164865"/>
       <w:r>
         <w:t>bookmarked content</w:t>
       </w:r>
-      <w:bookmarkEnd w:id="22983547288574706020564496283817499003"/>
+      <w:bookmarkEnd w:id="56464310806176090441415781600252164865"/>
     </w:p>
     <w:p>
       <w:pPr>
@@ -94,23 +94,23 @@
       <w:r>
         <w:t xml:space="preserve">Test link after bookmark : </w:t>
       </w:r>
-      <w:r w:rsidR="5B8437A94585B9354C31FA2E9AAC60AD">
+      <w:r w:rsidR="1F8DAA70E1FEB4834AED8C26CB812FD8">
         <w:fldChar w:fldCharType="begin"/>
       </w:r>
-      <w:r w:rsidR="5B8437A94585B9354C31FA2E9AAC60AD">
+      <w:r w:rsidR="1F8DAA70E1FEB4834AED8C26CB812FD8">
         <w:instrText xml:space="preserve"> REF bookmark1 \h </w:instrText>
       </w:r>
-      <w:r w:rsidR="5B8437A94585B9354C31FA2E9AAC60AD">
+      <w:r w:rsidR="1F8DAA70E1FEB4834AED8C26CB812FD8">
         <w:fldChar w:fldCharType="separate"/>
       </w:r>
-      <w:r w:rsidR="5B8437A94585B9354C31FA2E9AAC60AD">
+      <w:r w:rsidR="1F8DAA70E1FEB4834AED8C26CB812FD8">
         <w:rPr>
           <w:noProof/>
           <w:b w:val="on"/>
         </w:rPr>
         <w:t>a reference to bookmark1</w:t>
       </w:r>
-      <w:r w:rsidR="5B8437A94585B9354C31FA2E9AAC60AD">
+      <w:r w:rsidR="1F8DAA70E1FEB4834AED8C26CB812FD8">
         <w:fldChar w:fldCharType="end"/>
       </w:r>
       <w:r>

--- a/tests/org.obeonetwork.m2doc.tests/resources/bookmark/duplicatedBookmarks/duplicatedBookmarks-expected-generation.docx
+++ b/tests/org.obeonetwork.m2doc.tests/resources/bookmark/duplicatedBookmarks/duplicatedBookmarks-expected-generation.docx
@@ -21,23 +21,23 @@
       <w:r>
         <w:t xml:space="preserve">Test link before bookmark : </w:t>
       </w:r>
-      <w:r w:rsidR="5B8437A94585B9354C31FA2E9AAC60AD">
+      <w:r w:rsidR="7BCCDB008E144E74860C6F2AC487D853">
         <w:fldChar w:fldCharType="begin"/>
       </w:r>
-      <w:r w:rsidR="5B8437A94585B9354C31FA2E9AAC60AD">
+      <w:r w:rsidR="7BCCDB008E144E74860C6F2AC487D853">
         <w:instrText xml:space="preserve"> REF bookmark1 \h </w:instrText>
       </w:r>
-      <w:r w:rsidR="5B8437A94585B9354C31FA2E9AAC60AD">
+      <w:r w:rsidR="7BCCDB008E144E74860C6F2AC487D853">
         <w:fldChar w:fldCharType="separate"/>
       </w:r>
-      <w:r w:rsidR="5B8437A94585B9354C31FA2E9AAC60AD">
+      <w:r w:rsidR="7BCCDB008E144E74860C6F2AC487D853">
         <w:rPr>
           <w:noProof/>
           <w:b w:val="on"/>
         </w:rPr>
         <w:t>a reference to bookmark1</w:t>
       </w:r>
-      <w:r w:rsidR="5B8437A94585B9354C31FA2E9AAC60AD">
+      <w:r w:rsidR="7BCCDB008E144E74860C6F2AC487D853">
         <w:fldChar w:fldCharType="end"/>
       </w:r>
     </w:p>
@@ -50,11 +50,11 @@
       <w:r>
         <w:t xml:space="preserve">Test bookmark : </w:t>
       </w:r>
-      <w:bookmarkStart w:name="bookmark1" w:id="22983547288574706020564496283817499003"/>
+      <w:bookmarkStart w:name="bookmark1" w:id="78498933099469462942364642869261888053"/>
       <w:r>
         <w:t>bookmarked content</w:t>
       </w:r>
-      <w:bookmarkEnd w:id="22983547288574706020564496283817499003"/>
+      <w:bookmarkEnd w:id="78498933099469462942364642869261888053"/>
     </w:p>
     <w:p>
       <w:pPr>
@@ -94,23 +94,23 @@
       <w:r>
         <w:t xml:space="preserve">Test link after bookmark : </w:t>
       </w:r>
-      <w:r w:rsidR="5B8437A94585B9354C31FA2E9AAC60AD">
+      <w:r w:rsidR="7BCCDB008E144E74860C6F2AC487D853">
         <w:fldChar w:fldCharType="begin"/>
       </w:r>
-      <w:r w:rsidR="5B8437A94585B9354C31FA2E9AAC60AD">
+      <w:r w:rsidR="7BCCDB008E144E74860C6F2AC487D853">
         <w:instrText xml:space="preserve"> REF bookmark1 \h </w:instrText>
       </w:r>
-      <w:r w:rsidR="5B8437A94585B9354C31FA2E9AAC60AD">
+      <w:r w:rsidR="7BCCDB008E144E74860C6F2AC487D853">
         <w:fldChar w:fldCharType="separate"/>
       </w:r>
-      <w:r w:rsidR="5B8437A94585B9354C31FA2E9AAC60AD">
+      <w:r w:rsidR="7BCCDB008E144E74860C6F2AC487D853">
         <w:rPr>
           <w:noProof/>
           <w:b w:val="on"/>
         </w:rPr>
         <w:t>a reference to bookmark1</w:t>
       </w:r>
-      <w:r w:rsidR="5B8437A94585B9354C31FA2E9AAC60AD">
+      <w:r w:rsidR="7BCCDB008E144E74860C6F2AC487D853">
         <w:fldChar w:fldCharType="end"/>
       </w:r>
       <w:r>
